--- a/docs/kynda-brown-pitch-architecture.docx
+++ b/docs/kynda-brown-pitch-architecture.docx
@@ -1034,7 +1034,7 @@
           <w:sz w:val="22"/>
           <w:szCs w:val="22"/>
         </w:rPr>
-        <w:t xml:space="preserve"> — Tony taught the inaugural influence class at Herb Alpert (Fall '22), students co-developed the taxonomy, interns followed, faculty wanted to buy. The curriculum/students ways are a rerun, not a hypothesis. Relationship persists; use as credibility lever.</w:t>
+        <w:t xml:space="preserve"> — Tony and Meagan taught the inaugural influence class together at Herb Alpert (Fall '22), students co-developed the taxonomy, interns followed, faculty wanted to buy. The curriculum/students ways are a rerun, not a hypothesis. Relationship persists; use as credibility lever.</w:t>
       </w:r>
     </w:p>
     <w:p>
